--- a/Meyran_Ivan_583-1_ORSAPR_2_Laboratornaya_rabota_TEKh_ZADANIE_fix1.docx
+++ b/Meyran_Ivan_583-1_ORSAPR_2_Laboratornaya_rabota_TEKh_ZADANIE_fix1.docx
@@ -204,6 +204,7 @@
           <w:szCs w:val="32"/>
         </w:rPr>
       </w:pPr>
+      <w:commentRangeStart w:id="12"/>
       <w:r>
         <w:rPr>
           <w:b/>
@@ -214,6 +215,13 @@
         </w:rPr>
         <w:lastRenderedPageBreak/>
         <w:t>СОДЕРЖАНИЕ</w:t>
+      </w:r>
+      <w:commentRangeEnd w:id="12"/>
+      <w:r>
+        <w:rPr>
+          <w:rStyle w:val="CommentReference"/>
+        </w:rPr>
+        <w:commentReference w:id="12"/>
       </w:r>
     </w:p>
     <w:sdt>
@@ -1116,10 +1124,18 @@
       </w:pPr>
       <w:bookmarkStart w:id="0" w:name="_heading=h.gjdgxs" w:colFirst="0" w:colLast="0"/>
       <w:bookmarkEnd w:id="0"/>
+      <w:commentRangeStart w:id="13"/>
       <w:r>
         <w:lastRenderedPageBreak/>
         <w:t>ОБЩИЕ СВЕДЕНИЯ</w:t>
       </w:r>
+      <w:commentRangeEnd w:id="13"/>
+      <w:r>
+        <w:rPr>
+          <w:rStyle w:val="CommentReference"/>
+        </w:rPr>
+        <w:commentReference w:id="13"/>
+      </w:r>
     </w:p>
     <w:p>
       <w:pPr>
@@ -1181,8 +1197,16 @@
     </w:p>
     <w:p/>
     <w:p>
+      <w:commentRangeStart w:id="8"/>
       <w:r>
         <w:t>Заказчиком работ является: кандидат технических наук, доцент кафедры компьютерных систем в управлении и проектировании (КСУП) Калентьев Алексей Анатольевич.</w:t>
+      </w:r>
+      <w:commentRangeEnd w:id="8"/>
+      <w:r>
+        <w:rPr>
+          <w:rStyle w:val="CommentReference"/>
+        </w:rPr>
+        <w:commentReference w:id="8"/>
       </w:r>
     </w:p>
     <w:p>
@@ -1664,8 +1688,16 @@
           <w:numId w:val="5"/>
         </w:numPr>
       </w:pPr>
+      <w:commentRangeStart w:id="11"/>
       <w:r>
         <w:t>Требования к структуре и функционированию системы</w:t>
+      </w:r>
+      <w:commentRangeEnd w:id="11"/>
+      <w:r>
+        <w:rPr>
+          <w:rStyle w:val="CommentReference"/>
+        </w:rPr>
+        <w:commentReference w:id="11"/>
       </w:r>
     </w:p>
     <w:p>
@@ -1795,6 +1827,7 @@
         </w:pBdr>
         <w:ind w:left="1417" w:hanging="425"/>
       </w:pPr>
+      <w:commentRangeStart w:id="9"/>
       <w:r>
         <w:t>наружный диаметр большей ст</w:t>
       </w:r>
@@ -1821,6 +1854,13 @@
       </w:r>
       <w:r>
         <w:t>;</w:t>
+      </w:r>
+      <w:commentRangeEnd w:id="9"/>
+      <w:r>
+        <w:rPr>
+          <w:rStyle w:val="CommentReference"/>
+        </w:rPr>
+        <w:commentReference w:id="9"/>
       </w:r>
     </w:p>
     <w:p>
@@ -1988,6 +2028,7 @@
         </w:pBdr>
         <w:ind w:left="1417" w:firstLine="0"/>
       </w:pPr>
+      <w:commentRangeStart w:id="10"/>
       <w:r>
         <w:t xml:space="preserve">Зависимые параметры: </w:t>
       </w:r>
@@ -2059,6 +2100,13 @@
       </w:r>
       <w:r>
         <w:t>2.</w:t>
+      </w:r>
+      <w:commentRangeEnd w:id="10"/>
+      <w:r>
+        <w:rPr>
+          <w:rStyle w:val="CommentReference"/>
+        </w:rPr>
+        <w:commentReference w:id="10"/>
       </w:r>
     </w:p>
     <w:p>
@@ -4215,8 +4263,16 @@
               <w:ind w:firstLine="0"/>
               <w:jc w:val="left"/>
             </w:pPr>
+            <w:commentRangeStart w:id="14"/>
             <w:r>
               <w:t>Пояснительная записка</w:t>
+            </w:r>
+            <w:commentRangeEnd w:id="14"/>
+            <w:r>
+              <w:rPr>
+                <w:rStyle w:val="CommentReference"/>
+              </w:rPr>
+              <w:commentReference w:id="14"/>
             </w:r>
           </w:p>
         </w:tc>
@@ -5458,24 +5514,138 @@
       </w:r>
     </w:p>
   </w:comment>
+  <w:comment w:id="8" w:author="Kalentyev Alexey" w:initials="KA" w:date="2026-09-23T04:57:25Z">
+    <w:p>
+      <w:pPr>
+        <w:pStyle w:val="CommentText"/>
+      </w:pPr>
+      <w:r>
+        <w:annotationRef/>
+      </w:r>
+      <w:r>
+        <w:t xml:space="preserve">Укажите наименование организации-заказчика отдельно от ФИО её представителя. Дополните сведения об известном разработчике — студенте и его группе.</w:t>
+      </w:r>
+    </w:p>
+  </w:comment>
+  <w:comment w:id="9" w:author="Kalentyev Alexey" w:initials="KA" w:date="2026-09-23T04:57:25Z">
+    <w:p>
+      <w:pPr>
+        <w:pStyle w:val="CommentText"/>
+      </w:pPr>
+      <w:r>
+        <w:annotationRef/>
+      </w:r>
+      <w:r>
+        <w:t xml:space="preserve">Для каждого из пяти изменяемых параметров D1, D2, d, L1, L2 задайте допустимый диапазон в миллиметрах. Значения 40, 30, 26, 10 и 50 мм можно оставить как значения по умолчанию или пример, но они не заменяют границы ввода.</w:t>
+      </w:r>
+    </w:p>
+  </w:comment>
+  <w:comment w:id="10" w:author="Kalentyev Alexey" w:initials="KA" w:date="2026-09-23T04:57:25Z">
+    <w:p>
+      <w:pPr>
+        <w:pStyle w:val="CommentText"/>
+      </w:pPr>
+      <w:r>
+        <w:annotationRef/>
+      </w:r>
+      <w:r>
+        <w:t xml:space="preserve">Добавьте условие для наружных диаметров D1 и D2, сохраняющее большую и меньшую ступени, и проверьте толщину материала вокруг отверстия на обеих ступенях. Сейчас контролируется только d + 2S ≤ D2.</w:t>
+        <w:br/>
+        <w:t xml:space="preserve">При изменяемом D1 проверка D2/d не запрещает D1 ≤ D2 или даже D1 ≤ d. Первый случай меняет/убирает ступень, второй уничтожает материал большей ступени вокруг сквозного отверстия.</w:t>
+      </w:r>
+    </w:p>
+  </w:comment>
+  <w:comment w:id="11" w:author="Kalentyev Alexey" w:initials="KA" w:date="2026-09-23T04:57:25Z">
+    <w:p>
+      <w:pPr>
+        <w:pStyle w:val="CommentText"/>
+      </w:pPr>
+      <w:r>
+        <w:annotationRef/>
+      </w:r>
+      <w:r>
+        <w:t xml:space="preserve">Выделите заголовки пунктов третьего уровня (3.1.1 и аналогичные) полужирным и приведите их выравнивание к центру без абзацного отступа. Уберите точки в конце заголовков, где они стоят, и отделите заголовок от следующего текста предусмотренным интервалом.</w:t>
+      </w:r>
+    </w:p>
+  </w:comment>
+  <w:comment w:id="12" w:author="Kalentyev Alexey" w:initials="KA" w:date="2026-09-23T04:57:25Z">
+    <w:p>
+      <w:pPr>
+        <w:pStyle w:val="CommentText"/>
+      </w:pPr>
+      <w:r>
+        <w:annotationRef/>
+      </w:r>
+      <w:r>
+        <w:t xml:space="preserve">Назовите раздел «Оглавление» и обновите его полностью: например, раздел 4 расположен на с. 11, а указан на с. 10; раздел 5 — на с. 13, а указан на с. 11; раздел 8 — на с. 18, а указан на с. 17. Согласуйте также название п. 1.2.</w:t>
+      </w:r>
+    </w:p>
+  </w:comment>
+  <w:comment w:id="13" w:author="Kalentyev Alexey" w:initials="KA" w:date="2026-09-23T04:57:25Z">
+    <w:p>
+      <w:pPr>
+        <w:pStyle w:val="CommentText"/>
+      </w:pPr>
+      <w:r>
+        <w:annotationRef/>
+      </w:r>
+      <w:r>
+        <w:t xml:space="preserve">Восстановите сквозную нумерацию: титульный лист учитывается первым, номера печатаются со следующей страницы внизу по центру. Проверьте все секции, включая обе альбомные страницы таблицы.</w:t>
+      </w:r>
+    </w:p>
+  </w:comment>
+  <w:comment w:id="14" w:author="Kalentyev Alexey" w:initials="KA" w:date="2026-09-23T04:57:25Z">
+    <w:p>
+      <w:pPr>
+        <w:pStyle w:val="CommentText"/>
+      </w:pPr>
+      <w:r>
+        <w:annotationRef/>
+      </w:r>
+      <w:r>
+        <w:t xml:space="preserve">При переносе таблицы 4.1 на с. 12 повторите головку таблицы и добавьте надпись «Окончание таблицы 4.1». По возможности уберите перенос единственной последней строки на отдельный лист.</w:t>
+      </w:r>
+    </w:p>
+  </w:comment>
 </w:comments>
 </file>
 
 <file path=word/commentsExtended.xml><?xml version="1.0" encoding="utf-8"?>
 <w15:commentsEx xmlns:wpc="http://schemas.microsoft.com/office/word/2010/wordprocessingCanvas" xmlns:cx="http://schemas.microsoft.com/office/drawing/2014/chartex" xmlns:cx1="http://schemas.microsoft.com/office/drawing/2015/9/8/chartex" xmlns:cx2="http://schemas.microsoft.com/office/drawing/2015/10/21/chartex" xmlns:cx3="http://schemas.microsoft.com/office/drawing/2016/5/9/chartex" xmlns:cx4="http://schemas.microsoft.com/office/drawing/2016/5/10/chartex" xmlns:cx5="http://schemas.microsoft.com/office/drawing/2016/5/11/chartex" xmlns:cx6="http://schemas.microsoft.com/office/drawing/2016/5/12/chartex" xmlns:cx7="http://schemas.microsoft.com/office/drawing/2016/5/13/chartex" xmlns:cx8="http://schemas.microsoft.com/office/drawing/2016/5/14/chartex" xmlns:mc="http://schemas.openxmlformats.org/markup-compatibility/2006" xmlns:aink="http://schemas.microsoft.com/office/drawing/2016/ink" xmlns:am3d="http://schemas.microsoft.com/office/drawing/2017/model3d" xmlns:o="urn:schemas-microsoft-com:office:office" xmlns:oel="http://schemas.microsoft.com/office/2019/extlst" xmlns:r="http://schemas.openxmlformats.org/officeDocument/2006/relationships" xmlns:m="http://schemas.openxmlformats.org/officeDocument/2006/math" xmlns:v="urn:schemas-microsoft-com:vml" xmlns:wp14="http://schemas.microsoft.com/office/word/2010/wordprocessingDrawing" xmlns:wp="http://schemas.openxmlformats.org/drawingml/2006/wordprocessingDrawing" xmlns:w10="urn:schemas-microsoft-com:office:word" xmlns:w="http://schemas.openxmlformats.org/wordprocessingml/2006/main" xmlns:w14="http://schemas.microsoft.com/office/word/2010/wordml" xmlns:w15="http://schemas.microsoft.com/office/word/2012/wordml" xmlns:w16cex="http://schemas.microsoft.com/office/word/2018/wordml/cex" xmlns:w16cid="http://schemas.microsoft.com/office/word/2016/wordml/cid" xmlns:w16="http://schemas.microsoft.com/office/word/2018/wordml" xmlns:w16sdtdh="http://schemas.microsoft.com/office/word/2020/wordml/sdtdatahash" xmlns:w16se="http://schemas.microsoft.com/office/word/2015/wordml/symex" xmlns:wpg="http://schemas.microsoft.com/office/word/2010/wordprocessingGroup" xmlns:wpi="http://schemas.microsoft.com/office/word/2010/wordprocessingInk" xmlns:wne="http://schemas.microsoft.com/office/word/2006/wordml" xmlns:wps="http://schemas.microsoft.com/office/word/2010/wordprocessingShape" mc:Ignorable="w14 w15 w16se w16cid w16 w16cex w16sdtdh wp14">
   <w15:commentEx w15:paraId="20F54D40" w15:done="0"/>
+  <w15:commentEx w15:paraId="3CEDB1C4" w15:done="0"/>
+  <w15:commentEx w15:paraId="5C9CC413" w15:done="0"/>
+  <w15:commentEx w15:paraId="2AD5D1DB" w15:done="0"/>
+  <w15:commentEx w15:paraId="63071043" w15:done="0"/>
+  <w15:commentEx w15:paraId="7FB5AFBB" w15:done="0"/>
+  <w15:commentEx w15:paraId="4CD1D5A6" w15:done="0"/>
+  <w15:commentEx w15:paraId="2CEDD0B8" w15:done="0"/>
 </w15:commentsEx>
 </file>
 
 <file path=word/commentsExtensible.xml><?xml version="1.0" encoding="utf-8"?>
 <w16cex:commentsExtensible xmlns:wpc="http://schemas.microsoft.com/office/word/2010/wordprocessingCanvas" xmlns:cx="http://schemas.microsoft.com/office/drawing/2014/chartex" xmlns:cx1="http://schemas.microsoft.com/office/drawing/2015/9/8/chartex" xmlns:cx2="http://schemas.microsoft.com/office/drawing/2015/10/21/chartex" xmlns:cx3="http://schemas.microsoft.com/office/drawing/2016/5/9/chartex" xmlns:cx4="http://schemas.microsoft.com/office/drawing/2016/5/10/chartex" xmlns:cx5="http://schemas.microsoft.com/office/drawing/2016/5/11/chartex" xmlns:cx6="http://schemas.microsoft.com/office/drawing/2016/5/12/chartex" xmlns:cx7="http://schemas.microsoft.com/office/drawing/2016/5/13/chartex" xmlns:cx8="http://schemas.microsoft.com/office/drawing/2016/5/14/chartex" xmlns:cr="http://schemas.microsoft.com/office/comments/2020/reactions" xmlns:mc="http://schemas.openxmlformats.org/markup-compatibility/2006" xmlns:aink="http://schemas.microsoft.com/office/drawing/2016/ink" xmlns:am3d="http://schemas.microsoft.com/office/drawing/2017/model3d" xmlns:o="urn:schemas-microsoft-com:office:office" xmlns:oel="http://schemas.microsoft.com/office/2019/extlst" xmlns:r="http://schemas.openxmlformats.org/officeDocument/2006/relationships" xmlns:m="http://schemas.openxmlformats.org/officeDocument/2006/math" xmlns:v="urn:schemas-microsoft-com:vml" xmlns:wp14="http://schemas.microsoft.com/office/word/2010/wordprocessingDrawing" xmlns:wp="http://schemas.openxmlformats.org/drawingml/2006/wordprocessingDrawing" xmlns:w10="urn:schemas-microsoft-com:office:word" xmlns:w="http://schemas.openxmlformats.org/wordprocessingml/2006/main" xmlns:w14="http://schemas.microsoft.com/office/word/2010/wordml" xmlns:w15="http://schemas.microsoft.com/office/word/2012/wordml" xmlns:w16cex="http://schemas.microsoft.com/office/word/2018/wordml/cex" xmlns:w16cid="http://schemas.microsoft.com/office/word/2016/wordml/cid" xmlns:w16="http://schemas.microsoft.com/office/word/2018/wordml" xmlns:w16sdtdh="http://schemas.microsoft.com/office/word/2020/wordml/sdtdatahash" xmlns:w16se="http://schemas.microsoft.com/office/word/2015/wordml/symex" xmlns:wpg="http://schemas.microsoft.com/office/word/2010/wordprocessingGroup" xmlns:wpi="http://schemas.microsoft.com/office/word/2010/wordprocessingInk" xmlns:wne="http://schemas.microsoft.com/office/word/2006/wordml" xmlns:wps="http://schemas.microsoft.com/office/word/2010/wordprocessingShape" mc:Ignorable="w14 w15 w16se w16cid w16 w16cex w16sdtdh cr wp14">
   <w16cex:commentExtensible w16cex:durableId="29EC95D9" w16cex:dateUtc="2026-09-16T04:47:00Z"/>
+  <w16cex:commentExtensible w16cex:durableId="6336F381" w16cex:dateUtc="2026-09-23T04:57:25Z"/>
+  <w16cex:commentExtensible w16cex:durableId="3F9D11D7" w16cex:dateUtc="2026-09-23T04:57:25Z"/>
+  <w16cex:commentExtensible w16cex:durableId="3C5BA92A" w16cex:dateUtc="2026-09-23T04:57:25Z"/>
+  <w16cex:commentExtensible w16cex:durableId="3A0A1366" w16cex:dateUtc="2026-09-23T04:57:25Z"/>
+  <w16cex:commentExtensible w16cex:durableId="23EF1E64" w16cex:dateUtc="2026-09-23T04:57:25Z"/>
+  <w16cex:commentExtensible w16cex:durableId="247DA4DA" w16cex:dateUtc="2026-09-23T04:57:25Z"/>
+  <w16cex:commentExtensible w16cex:durableId="1051A67A" w16cex:dateUtc="2026-09-23T04:57:25Z"/>
 </w16cex:commentsExtensible>
 </file>
 
 <file path=word/commentsIds.xml><?xml version="1.0" encoding="utf-8"?>
 <w16cid:commentsIds xmlns:wpc="http://schemas.microsoft.com/office/word/2010/wordprocessingCanvas" xmlns:cx="http://schemas.microsoft.com/office/drawing/2014/chartex" xmlns:cx1="http://schemas.microsoft.com/office/drawing/2015/9/8/chartex" xmlns:cx2="http://schemas.microsoft.com/office/drawing/2015/10/21/chartex" xmlns:cx3="http://schemas.microsoft.com/office/drawing/2016/5/9/chartex" xmlns:cx4="http://schemas.microsoft.com/office/drawing/2016/5/10/chartex" xmlns:cx5="http://schemas.microsoft.com/office/drawing/2016/5/11/chartex" xmlns:cx6="http://schemas.microsoft.com/office/drawing/2016/5/12/chartex" xmlns:cx7="http://schemas.microsoft.com/office/drawing/2016/5/13/chartex" xmlns:cx8="http://schemas.microsoft.com/office/drawing/2016/5/14/chartex" xmlns:mc="http://schemas.openxmlformats.org/markup-compatibility/2006" xmlns:aink="http://schemas.microsoft.com/office/drawing/2016/ink" xmlns:am3d="http://schemas.microsoft.com/office/drawing/2017/model3d" xmlns:o="urn:schemas-microsoft-com:office:office" xmlns:oel="http://schemas.microsoft.com/office/2019/extlst" xmlns:r="http://schemas.openxmlformats.org/officeDocument/2006/relationships" xmlns:m="http://schemas.openxmlformats.org/officeDocument/2006/math" xmlns:v="urn:schemas-microsoft-com:vml" xmlns:wp14="http://schemas.microsoft.com/office/word/2010/wordprocessingDrawing" xmlns:wp="http://schemas.openxmlformats.org/drawingml/2006/wordprocessingDrawing" xmlns:w10="urn:schemas-microsoft-com:office:word" xmlns:w="http://schemas.openxmlformats.org/wordprocessingml/2006/main" xmlns:w14="http://schemas.microsoft.com/office/word/2010/wordml" xmlns:w15="http://schemas.microsoft.com/office/word/2012/wordml" xmlns:w16cex="http://schemas.microsoft.com/office/word/2018/wordml/cex" xmlns:w16cid="http://schemas.microsoft.com/office/word/2016/wordml/cid" xmlns:w16="http://schemas.microsoft.com/office/word/2018/wordml" xmlns:w16sdtdh="http://schemas.microsoft.com/office/word/2020/wordml/sdtdatahash" xmlns:w16se="http://schemas.microsoft.com/office/word/2015/wordml/symex" xmlns:wpg="http://schemas.microsoft.com/office/word/2010/wordprocessingGroup" xmlns:wpi="http://schemas.microsoft.com/office/word/2010/wordprocessingInk" xmlns:wne="http://schemas.microsoft.com/office/word/2006/wordml" xmlns:wps="http://schemas.microsoft.com/office/word/2010/wordprocessingShape" mc:Ignorable="w14 w15 w16se w16cid w16 w16cex w16sdtdh wp14">
   <w16cid:commentId w16cid:paraId="20F54D40" w16cid:durableId="29EC95D9"/>
+  <w16cid:commentId w16cid:paraId="3CEDB1C4" w16cid:durableId="6336F381"/>
+  <w16cid:commentId w16cid:paraId="5C9CC413" w16cid:durableId="3F9D11D7"/>
+  <w16cid:commentId w16cid:paraId="2AD5D1DB" w16cid:durableId="3C5BA92A"/>
+  <w16cid:commentId w16cid:paraId="63071043" w16cid:durableId="3A0A1366"/>
+  <w16cid:commentId w16cid:paraId="7FB5AFBB" w16cid:durableId="23EF1E64"/>
+  <w16cid:commentId w16cid:paraId="4CD1D5A6" w16cid:durableId="247DA4DA"/>
+  <w16cid:commentId w16cid:paraId="2CEDD0B8" w16cid:durableId="1051A67A"/>
 </w16cid:commentsIds>
 </file>
 
